--- a/drafts/vu/2025-07-u/12-СБ-Прокла й Іларія.docx
+++ b/drafts/vu/2025-07-u/12-СБ-Прокла й Іларія.docx
@@ -855,7 +855,7 @@
           <w:color w:val="FF0000"/>
           <w:sz w:val="24"/>
         </w:rPr>
-        <w:t>Під час 103-го псалма священник мовить перед св. дверми вечірні молитви:</w:t>
+        <w:t xml:space="preserve">Під час 103-го псалма Священник мовить перед св. дверми вечірні молитви. </w:t>
       </w:r>
     </w:p>
     <w:p>
@@ -1624,7 +1624,15 @@
           <w:sz w:val="24"/>
           <w:u w:val="single"/>
         </w:rPr>
-        <w:t>[Господи щедрий і милосердний, довготерпеливий і многомилостивий! Вислухай молитви наші і зверни увагу на голос моління нашого і яви нам знак милости Твоєї, наведи нас на дорогу Твою, щоб ходили ми в Твоїй правді. Звесели серця наші, щоб ми боялись імення Твого святого, бо Ти великий і твориш чуда; Ти Бог єдиний і немає подібного Тобі між богами, Господи. Ти сильний у милості і добрий у силі, аби допомагати й утішати, і спасати всіх, хто на ім'я Твоє святе уповає.]</w:t>
+        <w:t xml:space="preserve">[Господи щедрий і милосердний, довготерпеливий і многомилостивий! Вислухай молитви наші і зверни увагу на голос моління нашого і яви нам знак милости Твоєї, наведи нас на дорогу Твою, щоб ходили ми в Твоїй правді. Звесели серця наші, щоб ми боялись імення Твого святого, бо Ти великий і твориш чуда; Ти Бог єдиний і немає подібного Тобі між богами, </w:t>
+      </w:r>
+      <w:r>
+        <w:rPr>
+          <w:rFonts w:ascii="Times New Roman" w:hAnsi="Times New Roman"/>
+          <w:sz w:val="24"/>
+          <w:u w:val="single"/>
+        </w:rPr>
+        <w:t>Господи. Ти сильний у милості і добрий у силі, аби допомагати й утішати, і спасати всіх, хто на ім'я Твоє святе уповає.]</w:t>
       </w:r>
     </w:p>
     <w:p>
@@ -2693,57 +2701,24 @@
           <w:sz w:val="24"/>
           <w:highlight w:val="white"/>
         </w:rPr>
-        <w:t xml:space="preserve">(г. 1, подібний: Небесних хорів): </w:t>
-      </w:r>
-      <w:r>
-        <w:rPr>
-          <w:rFonts w:ascii="Times New Roman" w:hAnsi="Times New Roman"/>
-          <w:sz w:val="24"/>
-        </w:rPr>
-        <w:t>Многови́дних торту́р зазна́вши,* світлови́дні вінці́ отри́мали ви спі́льно,* Іла́-рію і Про́кле.* Тому́ ми ва́шу всесвятко́ву па́м’ять* ві́рно зве́ршуємо, мо́ля-чись ре́вно,* щоб ви заступа́лися за всіх нас.</w:t>
-      </w:r>
-    </w:p>
-    <w:p>
-      <w:pPr>
-        <w:spacing w:after="120"/>
-      </w:pPr>
+        <w:t xml:space="preserve">(г. 1, подібний: Небесних </w:t>
+      </w:r>
       <w:r>
         <w:rPr>
           <w:rFonts w:ascii="Times New Roman" w:hAnsi="Times New Roman"/>
           <w:i/>
           <w:color w:val="FF0000"/>
           <w:sz w:val="24"/>
-        </w:rPr>
-        <w:t>Стих:</w:t>
-      </w:r>
-      <w:r>
-        <w:rPr>
-          <w:rFonts w:ascii="Times New Roman" w:hAnsi="Times New Roman"/>
-          <w:i/>
-          <w:sz w:val="24"/>
-        </w:rPr>
-        <w:t xml:space="preserve"> </w:t>
-      </w:r>
-      <w:r>
-        <w:rPr>
-          <w:rFonts w:ascii="Times New Roman" w:hAnsi="Times New Roman"/>
-          <w:sz w:val="24"/>
-          <w:u w:val="single"/>
-        </w:rPr>
-        <w:t>За́для І́мени Твого́ наді́юсь на Те́бе, Го́споди, наді́ється душа́ моя́ на сло́во Твоє́;* наді́ється душа́ моя́ на Го́спода.</w:t>
-      </w:r>
-    </w:p>
-    <w:p>
-      <w:pPr>
-        <w:pStyle w:val="Normal"/>
-        <w:spacing w:after="120"/>
-      </w:pPr>
-      <w:r>
-        <w:rPr>
-          <w:rFonts w:ascii="Times New Roman" w:hAnsi="Times New Roman"/>
-          <w:sz w:val="24"/>
-        </w:rPr>
-        <w:t>Розтерза́ння твоє́ї пло́ті,* Про́кле, перено́сив ти,* прови́дячи уді́л у ві́чності, блаже́нний,* і ра́йське перебува́ння, і Сві́тло невечі́рнє,* – в ньо́му бу́дучи,* моли́, щоб і ми просвіти́лися, співці́ твої́.</w:t>
+          <w:highlight w:val="white"/>
+        </w:rPr>
+        <w:t xml:space="preserve">хорів): </w:t>
+      </w:r>
+      <w:r>
+        <w:rPr>
+          <w:rFonts w:ascii="Times New Roman" w:hAnsi="Times New Roman"/>
+          <w:sz w:val="24"/>
+        </w:rPr>
+        <w:t>Многови́дних торту́р зазна́вши,* світлови́дні вінці́ отри́мали ви спі́льно,* Іла́-рію і Про́кле.* Тому́ ми ва́шу всесвятко́ву па́м’ять* ві́рно зве́ршуємо, мо́ля-чись ре́вно,* щоб ви заступа́лися за всіх нас.</w:t>
       </w:r>
     </w:p>
     <w:p>
@@ -2773,15 +2748,7 @@
           <w:sz w:val="24"/>
           <w:u w:val="single"/>
         </w:rPr>
-        <w:t xml:space="preserve">Від ра́нньої сторо́жі до но́чі від ра́нньої сторо́жі* неха́й </w:t>
-      </w:r>
-      <w:r>
-        <w:rPr>
-          <w:rFonts w:ascii="Times New Roman" w:hAnsi="Times New Roman"/>
-          <w:sz w:val="24"/>
-          <w:u w:val="single"/>
-        </w:rPr>
-        <w:t>упова́є Ізра́їль на Го́спода.</w:t>
+        <w:t>За́для І́мени Твого́ наді́юсь на Те́бе, Го́споди, наді́ється душа́ моя́ на сло́во Твоє́;* наді́ється душа́ моя́ на Го́спода.</w:t>
       </w:r>
     </w:p>
     <w:p>
@@ -2794,7 +2761,14 @@
           <w:rFonts w:ascii="Times New Roman" w:hAnsi="Times New Roman"/>
           <w:sz w:val="24"/>
         </w:rPr>
-        <w:t>Немо́в два світи́ла,* світ просві́чуєте ви бли́ском чуде́с,* страстоте́рпці Гос-по́дні Іла́рію і Про́кле,* затьма́рення при́страстей відганя́ючи.* Тому́ вас оспі́-вуємо ра́дісно,* святку́ючи па́м’ять ва́шу.</w:t>
+        <w:t>Розтерза́ння твоє́ї пло́ті,* Про́кле, пе</w:t>
+      </w:r>
+      <w:r>
+        <w:rPr>
+          <w:rFonts w:ascii="Times New Roman" w:hAnsi="Times New Roman"/>
+          <w:sz w:val="24"/>
+        </w:rPr>
+        <w:t>рено́сив ти,* прови́дячи уді́л у ві́чності, блаже́нний,* і ра́йське перебува́ння, і Сві́тло невечі́рнє,* – в ньо́му бу́дучи,* моли́, щоб і ми просвіти́лися, співці́ твої́.</w:t>
       </w:r>
     </w:p>
     <w:p>
@@ -2824,12 +2798,39 @@
           <w:sz w:val="24"/>
           <w:u w:val="single"/>
         </w:rPr>
-        <w:t>Бо в Го́спода ми́лість і відку́плення вели́ке в Ньо́го;* Він ви́зволить Ізра́їля від усьо́го беззако́ння його́.</w:t>
+        <w:t xml:space="preserve">Від ра́нньої сторо́жі до но́чі від ра́нньої сторо́жі* неха́й </w:t>
+      </w:r>
+      <w:r>
+        <w:rPr>
+          <w:rFonts w:ascii="Times New Roman" w:hAnsi="Times New Roman"/>
+          <w:sz w:val="24"/>
+          <w:u w:val="single"/>
+        </w:rPr>
+        <w:t>упова́є Ізра́їль на Го́спода.</w:t>
       </w:r>
     </w:p>
     <w:p>
       <w:pPr>
         <w:pStyle w:val="Normal"/>
+        <w:spacing w:after="120"/>
+      </w:pPr>
+      <w:r>
+        <w:rPr>
+          <w:rFonts w:ascii="Times New Roman" w:hAnsi="Times New Roman"/>
+          <w:sz w:val="24"/>
+        </w:rPr>
+        <w:t>Немо́в два світи́ла,* світ просві́чуєте ви бли́ском чуде́с,* страстоте́рпці Гос-по́д</w:t>
+      </w:r>
+      <w:r>
+        <w:rPr>
+          <w:rFonts w:ascii="Times New Roman" w:hAnsi="Times New Roman"/>
+          <w:sz w:val="24"/>
+        </w:rPr>
+        <w:t>ні Іла́рію і Про́кле,* затьма́рення при́страстей відганя́ючи.* Тому́ вас оспі́-вуємо ра́дісно,* святку́ючи па́м’ять ва́шу.</w:t>
+      </w:r>
+    </w:p>
+    <w:p>
+      <w:pPr>
         <w:spacing w:after="120"/>
       </w:pPr>
       <w:r>
@@ -2839,6 +2840,37 @@
           <w:color w:val="FF0000"/>
           <w:sz w:val="24"/>
         </w:rPr>
+        <w:t>Стих:</w:t>
+      </w:r>
+      <w:r>
+        <w:rPr>
+          <w:rFonts w:ascii="Times New Roman" w:hAnsi="Times New Roman"/>
+          <w:i/>
+          <w:sz w:val="24"/>
+        </w:rPr>
+        <w:t xml:space="preserve"> </w:t>
+      </w:r>
+      <w:r>
+        <w:rPr>
+          <w:rFonts w:ascii="Times New Roman" w:hAnsi="Times New Roman"/>
+          <w:sz w:val="24"/>
+          <w:u w:val="single"/>
+        </w:rPr>
+        <w:t>Бо в Го́спода ми́лість і відку́плення вели́ке в Ньо́го;* Він ви́зволить Ізра́їля від усьо́го беззако́ння його́.</w:t>
+      </w:r>
+    </w:p>
+    <w:p>
+      <w:pPr>
+        <w:pStyle w:val="Normal"/>
+        <w:spacing w:after="120"/>
+      </w:pPr>
+      <w:r>
+        <w:rPr>
+          <w:rFonts w:ascii="Times New Roman" w:hAnsi="Times New Roman"/>
+          <w:i/>
+          <w:color w:val="FF0000"/>
+          <w:sz w:val="24"/>
+        </w:rPr>
         <w:t>(г. 5):</w:t>
       </w:r>
       <w:r>
@@ -2846,7 +2878,14 @@
           <w:rFonts w:ascii="Times New Roman" w:hAnsi="Times New Roman"/>
           <w:sz w:val="24"/>
         </w:rPr>
-        <w:t xml:space="preserve"> Преподо́бний о́тче, од ю́ности рівноа́нгельне полюби́в ти життя́, і прина́ди сві́ту вважа́в за сміття́, й од доча́сної сла́ви, як од неісну́ючої ті́ні, втік, сла́ви Боже́ственної не забува́ючи. Її́ ти ни́ні прича́щаєшся, зрі́кшись до́лішніх пло́т-ських уз, і стоячи́ пе́ред Сві́тлом Трисо́нячним, і наси́чуючись ся́йвом, яке́ про-лива́є Христо́с, – Його́ моли́, Його́ блага́й завжди́, щоб даро́вано Це́ркві одно-ду́мність, мир і вели́ку ми́лість.</w:t>
+        <w:t xml:space="preserve"> Преподо́бний о́тче, од ю́ности рівноа́нгельне полюби́в ти життя́, і прина́ди сві́ту вважа́в за сміття́, й од доча́сної сла́ви, як од неісну́ючої ті́ні, втік, сла́ви Боже́ственної не забува́ючи. Її́ ти ни́ні прича́щаєшся, зрі́кшись до́лішніх пло́т-ських уз</w:t>
+      </w:r>
+      <w:r>
+        <w:rPr>
+          <w:rFonts w:ascii="Times New Roman" w:hAnsi="Times New Roman"/>
+          <w:sz w:val="24"/>
+        </w:rPr>
+        <w:t>, і стоячи́ пе́ред Сві́тлом Трисо́нячним, і наси́чуючись ся́йвом, яке́ про-лива́є Христо́с, – Його́ моли́, Його́ блага́й завжди́, щоб даро́вано Це́ркві одно-ду́мність, мир і вели́ку ми́лість.</w:t>
       </w:r>
     </w:p>
     <w:p>
@@ -2904,7 +2943,21 @@
           <w:rFonts w:ascii="Times New Roman" w:hAnsi="Times New Roman"/>
           <w:sz w:val="24"/>
         </w:rPr>
-        <w:t>Преподо́бний о́тче, ся́йво розка́яння, світи́ло для су́щих у те́мряві ві́дчаю, не-ме́ркнуча ра́ння зо́ре, преці́нний ву́гіль покая́ння, боже́ственний бі́сере чесно́т і ми́лостині, свічнику́ вели́кий для молито́в, покрови́телю си́ріт і вдів, зако́нне пра́вило Це́ркви і дія́льний світи́льнику стри́маности, Христа́ моли́, Христа́ блага́й завжди́, щоб даро́вано Це́ркві одноду́мність, мир і вели́ку ми́лість.</w:t>
+        <w:t>Преподо́бний о́тче, ся́йво розка́яння, світи́ло для су́щих у те́</w:t>
+      </w:r>
+      <w:r>
+        <w:rPr>
+          <w:rFonts w:ascii="Times New Roman" w:hAnsi="Times New Roman"/>
+          <w:sz w:val="24"/>
+        </w:rPr>
+        <w:t>мряві ві́дчаю, не-ме́ркнуча ра́ння зо́ре, преці́нний ву́гіль покая́ння, боже́ственний бі́сере чесно́т і ми́лостині, свічнику́ вели́кий для молито́в, покрови́телю си́ріт і вдів, зако́нне пра́вило Це́ркви і дія́льний світи́льнику стри́маности, Христа́ моли́,</w:t>
+      </w:r>
+      <w:r>
+        <w:rPr>
+          <w:rFonts w:ascii="Times New Roman" w:hAnsi="Times New Roman"/>
+          <w:sz w:val="24"/>
+        </w:rPr>
+        <w:t xml:space="preserve"> Христа́ блага́й завжди́, щоб даро́вано Це́ркві одноду́мність, мир і вели́ку ми́лість.</w:t>
       </w:r>
     </w:p>
     <w:p>
@@ -2947,7 +3000,28 @@
           <w:rFonts w:ascii="Times New Roman" w:hAnsi="Times New Roman"/>
           <w:sz w:val="24"/>
         </w:rPr>
-        <w:t>Преподо́бний о́тче, ти був освя́чений іще́ пе́ред наро́дженням, як Єремі́я свя-ще́нніший: бо твої́й роди́тельці Госпо́дня Ма́ти передрекла́, що бу́де да́но їй плід – тебе́; і ти був їй да́ний од пеле́н, і прові́щення збуло́ся. Й одра́зу прийня-ла́ вона́ ду́мкою пра́вою твою́ вте́чу од метушні́ життя́, богому́дрий, і любо́в до життя́ безмо́вного. І мов пісо́к, насади́в ти собо́ри схи́льних до мона́шого шля́-ху при ви́токах вод Бо́жого Ду́ха.</w:t>
+        <w:t>Преподо́бний о́тче, ти був освя́чений іще́ пе́ред наро́дженням, як Єремі́я свя-ще́нніший: бо твої́й роди́тельці Госпо́дня Ма́ти передрекла́, що бу́де да́но їй плід – теб</w:t>
+      </w:r>
+      <w:r>
+        <w:rPr>
+          <w:rFonts w:ascii="Times New Roman" w:hAnsi="Times New Roman"/>
+          <w:sz w:val="24"/>
+        </w:rPr>
+        <w:t xml:space="preserve">е́; і ти був їй да́ний од пеле́н, і прові́щення збуло́ся. Й одра́зу прийня-ла́ вона́ ду́мкою пра́вою твою́ вте́чу од метушні́ життя́, богому́дрий, і любо́в до життя́ безмо́вного. </w:t>
+      </w:r>
+      <w:r>
+        <w:rPr>
+          <w:rFonts w:ascii="Times New Roman" w:hAnsi="Times New Roman"/>
+          <w:sz w:val="24"/>
+        </w:rPr>
+        <w:t>І мов пісо́к, насади́в ти собо́ри схи́льних до мона́шого шля́-ху при ви́токах</w:t>
+      </w:r>
+      <w:r>
+        <w:rPr>
+          <w:rFonts w:ascii="Times New Roman" w:hAnsi="Times New Roman"/>
+          <w:sz w:val="24"/>
+        </w:rPr>
+        <w:t xml:space="preserve"> вод Бо́жого Ду́ха.</w:t>
       </w:r>
     </w:p>
     <w:p>
@@ -2977,7 +3051,14 @@
           <w:rFonts w:ascii="Times New Roman" w:hAnsi="Times New Roman"/>
           <w:sz w:val="24"/>
         </w:rPr>
-        <w:t xml:space="preserve"> Преподо́бний о́тче Михаї́ле, на всю зе́млю ви́йшло віща́ння пра́вих діл твої́х – тим-то на небеса́х отри́мав єси́ нагоро́ду за труди́ твої́. Де́монські розгроми́в єси́ полки́ і а́нгельських досягну́в єси́ чи́нів, життя́ яки́х непоро́чно з ре́вністю наслі́дував. Сміли́вість ма́ючи до Христа́ Бо́га, ми́ру проси́ ду́шам на́шим.</w:t>
+        <w:t xml:space="preserve"> Преподо́бний о́тче Михаї́ле, на всю зе́млю ви́йшло віща́ння пра́вих діл твої́х – тим-то на небеса́х отри́мав єси́ нагоро́ду за труди́ твої́. Де́монські розгроми́в єси́ полки́ і а́нгельських досягну́в єси́ чи́нів, життя́ я</w:t>
+      </w:r>
+      <w:r>
+        <w:rPr>
+          <w:rFonts w:ascii="Times New Roman" w:hAnsi="Times New Roman"/>
+          <w:sz w:val="24"/>
+        </w:rPr>
+        <w:t>ки́х непоро́чно з ре́вністю наслі́дував. Сміли́вість ма́ючи до Христа́ Бо́га, ми́ру проси́ ду́шам на́шим.</w:t>
       </w:r>
     </w:p>
     <w:p>
@@ -4558,7 +4639,7 @@
           <w:rFonts w:ascii="Times New Roman" w:hAnsi="Times New Roman"/>
           <w:sz w:val="24"/>
         </w:rPr>
-        <w:t>: Пресвята між жінками Богородице,* Мати, що не знала мужа!* Моли того, кого ти породила – Царя і Бога,* щоб спас нас, як Людинолюбець.</w:t>
+        <w:t>: Пресвята між жінками Богородице,* Мати, що не знала мужа!* Моли того, кого ти породила – Царя і Бога,* щоб спас нас, як чоловіколюбець.</w:t>
       </w:r>
     </w:p>
     <w:p>
@@ -5103,7 +5184,23 @@
           <w:sz w:val="24"/>
           <w:u w:val="single"/>
         </w:rPr>
-        <w:t>[Господи, Боже наш! Згадай нас грішних і недостойних слуг Твоїх, коли призиваємо святе ім'я Твоє, і не осороми нас, коли очікуємо милости Твоєї, але вислухай, Господи, усі наші спасенні прохання, і вчини нас достойними любити і боятися Тебе від усього серця нашого і творити в усьому волю Твою.]</w:t>
+        <w:t>[</w:t>
+      </w:r>
+      <w:r>
+        <w:rPr>
+          <w:rFonts w:ascii="Times New Roman" w:hAnsi="Times New Roman"/>
+          <w:sz w:val="24"/>
+          <w:u w:val="single"/>
+        </w:rPr>
+        <w:t>Господи, Боже наш! Згадай нас грішних і недостойних слуг Твоїх, коли призиваємо святе ім'я Твоє, і не осороми нас, коли очікуємо милости Твоєї, але вислухай, Господи, усі наші спасенні прохання, і вчини нас достойними любити і боятися Тебе від усього серця нашого і творити в усьому волю Твою</w:t>
+      </w:r>
+      <w:r>
+        <w:rPr>
+          <w:rFonts w:ascii="Times New Roman" w:hAnsi="Times New Roman"/>
+          <w:sz w:val="24"/>
+          <w:u w:val="single"/>
+        </w:rPr>
+        <w:t>.]</w:t>
       </w:r>
     </w:p>
     <w:p>
@@ -7223,7 +7320,7 @@
           <w:color w:val="FF0000"/>
           <w:sz w:val="24"/>
         </w:rPr>
-        <w:t>Під час рецитування псалмів, священник читає потиху перед св. дверми оці молитви:</w:t>
+        <w:t>Під час рецитування псалмів, Священник читає потиху перед св. дверми оці молитви:</w:t>
       </w:r>
     </w:p>
     <w:p>
@@ -7600,7 +7697,7 @@
           <w:color w:val="000000"/>
           <w:sz w:val="24"/>
         </w:rPr>
-        <w:t xml:space="preserve"> Боже, Боже наш! Ти сотворив розумні й духовні сили Своєю волею. Тебе просимо й Тобі молимося: Прийми наші посильні величання з усіма Твоїми творіннями і збагати щедрими даруваннями Твоєї ласки. Бо перед Тобою згинається всяке коліно: на небі, на землі й під землею, і все, що живе, і все створіння оспівує неосяжну Твою славу, бо Ти Бог правдивий і вельми милостивий. Тебе бо хвалять усі небесні сили, і Тобі славу возсилаємо: Отцю, і Сину, і Святому Духові, нині і повсякчас, і на віки віків. Амінь.</w:t>
+        <w:t xml:space="preserve"> Боже, Боже наш! Ти сотворив розумні й духовні сили своєю волею. Тебе просимо й Тобі молимося: Прийми наші посильні величання з усіма Твоїми творіннями і збагати щедрими даруваннями Твоєї ласки. Бо перед Тобою згинається всяке коліно: на небі, на землі й під землею, і все, що живе, і все створіння оспівує неосяжну Твою славу, бо Ти Бог правдивий і вельми милостивий. Тебе бо хвалять усі небесні сили, і Тобі славу возсилаємо: Отцю, і Сину, і Святому Духові, нині і повсякчас, і на віки віків. Амінь.</w:t>
       </w:r>
     </w:p>
     <w:p>
@@ -8824,7 +8921,7 @@
           <w:rFonts w:ascii="Times New Roman" w:hAnsi="Times New Roman"/>
           <w:sz w:val="24"/>
         </w:rPr>
-        <w:t>Син твій, і Бог наш,* зазнав на хресті страждань* і визволив нас із тління, як Людинолюбець.</w:t>
+        <w:t>Син твій, і Бог наш,* зазнав на хресті страждань* і визволив нас із тління, як чоловіколюбець.</w:t>
       </w:r>
     </w:p>
     <w:p>
@@ -8980,15 +9077,7 @@
           <w:sz w:val="24"/>
           <w:u w:val="single"/>
         </w:rPr>
-        <w:t xml:space="preserve">[Боже й Отче Господа нашого Ісуса Христа! Ти підніс нас з постелі нашої і зібрав на годину молитви. Дай нам ласку відкрити уста наші і прийми наші подяки, що в наших силах, і навчи нас установ Твоїх. Бо молитися як слід не вміємо, якщо Ти, Господи, святим Твоїм Духом </w:t>
-      </w:r>
-      <w:r>
-        <w:rPr>
-          <w:rFonts w:ascii="Times New Roman" w:hAnsi="Times New Roman"/>
-          <w:sz w:val="24"/>
-          <w:u w:val="single"/>
-        </w:rPr>
-        <w:t>не навчиш нас. Тому молимося Тобі: Даруй і прости, якщо ми згрішили аж до теперішньої години словом або ділом, або думкою, добровільно або недобровільно. Бо коли на провини будеш дивитися, Господи, Господи, то хто встоїться, бо в Тебе є прощення. Ти один святий, допоміжник сильний, захисник життя нашого, і Тебе ми завжди оспівуватимемо.]</w:t>
+        <w:t>[Боже й Отче Господа нашого Ісуса Христа! Ти підніс нас з постелі нашої і зібрав на годину молитви. Дай нам ласку відкрити уста наші і прийми наші подяки, що в наших силах, і навчи нас установ Твоїх. Бо молитися як слід не вміємо, якщо Ти, Господи, святим Твоїм Духом не навчиш нас. Тому молимося Тобі: Даруй і прости, якщо ми згрішили аж до теперішньої години словом або ділом, або думкою, добровільно або недобровільно. Бо коли на провини будеш дивитися, Господи, Господи, то хто встоїться, бо в Тебе є прощення. Ти один святий, допоміжник сильний, захисник життя нашого, і Тебе ми завжди оспівуватимемо.]</w:t>
       </w:r>
     </w:p>
     <w:p>
@@ -9836,7 +9925,7 @@
           <w:color w:val="000000"/>
           <w:sz w:val="24"/>
         </w:rPr>
-        <w:t>Позбав, Людинолюбче, рабів Твоїх геєни, вогню і темних осель пекла, які спочили у вірі і надії на Тебе, Владико.</w:t>
+        <w:t>Позбав, Чоловіколюбче, рабів Твоїх геєни, вогню і темних осель пекла, які спочили у вірі і надії на Тебе, Владико.</w:t>
       </w:r>
     </w:p>
     <w:p>
@@ -9890,6 +9979,7 @@
     </w:p>
     <w:p>
       <w:pPr>
+        <w:pStyle w:val="a"/>
         <w:spacing w:after="120"/>
       </w:pPr>
       <w:r>
@@ -9903,113 +9993,8 @@
     </w:p>
     <w:p>
       <w:pPr>
-        <w:spacing w:after="120"/>
-      </w:pPr>
-      <w:r>
-        <w:rPr>
-          <w:rFonts w:ascii="Times New Roman" w:hAnsi="Times New Roman"/>
-          <w:i/>
-          <w:color w:val="FF4400"/>
-          <w:sz w:val="24"/>
-        </w:rPr>
-        <w:t>Вірні:</w:t>
-      </w:r>
-      <w:r>
-        <w:rPr>
-          <w:rFonts w:ascii="Times New Roman" w:hAnsi="Times New Roman"/>
-          <w:color w:val="000000"/>
-          <w:sz w:val="24"/>
-        </w:rPr>
-        <w:t xml:space="preserve"> Го́споди, поми́луй.</w:t>
-      </w:r>
-    </w:p>
-    <w:p>
-      <w:pPr>
-        <w:spacing w:after="120"/>
-      </w:pPr>
-      <w:r>
-        <w:rPr>
-          <w:rFonts w:ascii="Times New Roman" w:hAnsi="Times New Roman"/>
-          <w:sz w:val="24"/>
-        </w:rPr>
-        <w:t>Заступи, спаси, помилуй і охорони нас, Боже, Твоєю благодаттю</w:t>
-      </w:r>
-    </w:p>
-    <w:p>
-      <w:pPr>
-        <w:spacing w:after="120"/>
-      </w:pPr>
-      <w:r>
-        <w:rPr>
-          <w:rFonts w:ascii="Times New Roman" w:hAnsi="Times New Roman"/>
-          <w:i/>
-          <w:color w:val="FF4400"/>
-          <w:sz w:val="24"/>
-        </w:rPr>
-        <w:t>Вірні:</w:t>
-      </w:r>
-      <w:r>
-        <w:rPr>
-          <w:rFonts w:ascii="Times New Roman" w:hAnsi="Times New Roman"/>
-          <w:color w:val="000000"/>
-          <w:sz w:val="24"/>
-        </w:rPr>
-        <w:t xml:space="preserve"> Го́споди, поми́луй.</w:t>
-      </w:r>
-    </w:p>
-    <w:p>
-      <w:pPr>
-        <w:spacing w:after="120"/>
-      </w:pPr>
-      <w:r>
-        <w:rPr>
-          <w:rFonts w:ascii="Times New Roman" w:hAnsi="Times New Roman"/>
-          <w:color w:val="000000"/>
-          <w:sz w:val="24"/>
-        </w:rPr>
-        <w:t>Пресвяту, пречисту, преблагословенну, славну Владичицю нашу Богородицю і приснодіву Марію, з усіма святими пом’янувши, самих себе, і один одного, і все життя наше Христу Богові віддаймо.</w:t>
-      </w:r>
-    </w:p>
-    <w:p>
-      <w:pPr>
-        <w:spacing w:after="120"/>
-      </w:pPr>
-      <w:r>
-        <w:rPr>
-          <w:rFonts w:ascii="Times New Roman" w:hAnsi="Times New Roman"/>
-          <w:i/>
-          <w:color w:val="FF4400"/>
-          <w:sz w:val="24"/>
-        </w:rPr>
-        <w:t>Вірні:</w:t>
-      </w:r>
-      <w:r>
-        <w:rPr>
-          <w:rFonts w:ascii="Times New Roman" w:hAnsi="Times New Roman"/>
-          <w:color w:val="000000"/>
-          <w:sz w:val="24"/>
-        </w:rPr>
-        <w:t xml:space="preserve"> Тобі́, Го́споди.</w:t>
-      </w:r>
-    </w:p>
-    <w:p>
-      <w:pPr>
-        <w:spacing w:after="120"/>
-        <w:jc w:val="both"/>
-      </w:pPr>
-      <w:r>
-        <w:rPr>
-          <w:rFonts w:ascii="Times New Roman" w:hAnsi="Times New Roman"/>
-          <w:sz w:val="24"/>
-          <w:u w:val="single"/>
-        </w:rPr>
-        <w:t>[Господи, Боже наш, що сонну неміч забрав від нас і покликав нас візванням святим, щоб і вночі підносити руки наші і прославляти Тебе за справедливі Твої присуди. Прийми благання наші, моління, визнавання, нічні служби і даруй нам, Боже, віру бездоганну, надію впевнену, любов нелицемірну. Благослови наші входи й виходи, вчинки, слова, діла й думки; і дай нам дочекатися початку дня, нам, що хвалять й оспівують, і благословлять добрість Твоєї несказанної сили]</w:t>
-      </w:r>
-    </w:p>
-    <w:p>
-      <w:pPr>
-        <w:spacing w:after="120"/>
-        <w:jc w:val="both"/>
+        <w:pStyle w:val="a"/>
+        <w:spacing w:after="120"/>
       </w:pPr>
       <w:r>
         <w:rPr>
@@ -10018,7 +10003,7 @@
           <w:color w:val="FF0000"/>
           <w:sz w:val="24"/>
         </w:rPr>
-        <w:t xml:space="preserve">Священник: </w:t>
+        <w:t>Вірні:</w:t>
       </w:r>
       <w:r>
         <w:rPr>
@@ -10026,6 +10011,126 @@
           <w:color w:val="000000"/>
           <w:sz w:val="24"/>
         </w:rPr>
+        <w:t xml:space="preserve"> Господи, помилуй.</w:t>
+      </w:r>
+    </w:p>
+    <w:p>
+      <w:pPr>
+        <w:pStyle w:val="a"/>
+        <w:spacing w:after="120"/>
+      </w:pPr>
+      <w:r>
+        <w:rPr>
+          <w:rFonts w:ascii="Times New Roman" w:hAnsi="Times New Roman"/>
+          <w:color w:val="000000"/>
+          <w:sz w:val="24"/>
+        </w:rPr>
+        <w:t>Заступи, спаси, помилуй і охорони нас, Боже, твоєю благодаттю.</w:t>
+      </w:r>
+    </w:p>
+    <w:p>
+      <w:pPr>
+        <w:pStyle w:val="a"/>
+        <w:spacing w:after="120"/>
+      </w:pPr>
+      <w:r>
+        <w:rPr>
+          <w:rFonts w:ascii="Times New Roman" w:hAnsi="Times New Roman"/>
+          <w:i/>
+          <w:color w:val="FF0000"/>
+          <w:sz w:val="24"/>
+        </w:rPr>
+        <w:t>Вірні:</w:t>
+      </w:r>
+      <w:r>
+        <w:rPr>
+          <w:rFonts w:ascii="Times New Roman" w:hAnsi="Times New Roman"/>
+          <w:color w:val="000000"/>
+          <w:sz w:val="24"/>
+        </w:rPr>
+        <w:t xml:space="preserve"> Господи, помилуй.</w:t>
+      </w:r>
+    </w:p>
+    <w:p>
+      <w:pPr>
+        <w:pStyle w:val="a"/>
+        <w:spacing w:after="120"/>
+      </w:pPr>
+      <w:r>
+        <w:rPr>
+          <w:rFonts w:ascii="Times New Roman" w:hAnsi="Times New Roman"/>
+          <w:color w:val="000000"/>
+          <w:sz w:val="24"/>
+        </w:rPr>
+        <w:t>Пресвяту, пречисту, преблагословенну, славну Владичицю нашу Богородицю і приснодіву Марію, з усіма святими пом'янувши, самі себе, і один одного, і все життя наше Христу Богові віддаймо.</w:t>
+      </w:r>
+    </w:p>
+    <w:p>
+      <w:pPr>
+        <w:pStyle w:val="a"/>
+        <w:spacing w:after="120"/>
+      </w:pPr>
+      <w:r>
+        <w:rPr>
+          <w:rFonts w:ascii="Times New Roman" w:hAnsi="Times New Roman"/>
+          <w:i/>
+          <w:color w:val="FF0000"/>
+          <w:sz w:val="24"/>
+        </w:rPr>
+        <w:t>Вірні:</w:t>
+      </w:r>
+      <w:r>
+        <w:rPr>
+          <w:rFonts w:ascii="Times New Roman" w:hAnsi="Times New Roman"/>
+          <w:color w:val="000000"/>
+          <w:sz w:val="24"/>
+        </w:rPr>
+        <w:t xml:space="preserve"> Тобі, Господи.</w:t>
+      </w:r>
+    </w:p>
+    <w:p>
+      <w:pPr>
+        <w:pStyle w:val="a"/>
+        <w:spacing w:after="120"/>
+      </w:pPr>
+      <w:r>
+        <w:rPr>
+          <w:rFonts w:ascii="Times New Roman" w:hAnsi="Times New Roman"/>
+          <w:sz w:val="24"/>
+          <w:u w:val="single"/>
+        </w:rPr>
+        <w:t>[Господи, Боже наш, що сонну неміч забрав від нас і покликав нас візванням святим, щоб і вночі підносити руки наші і прославляти тебе за справедливі твої присуди. Прийми благання наші, моління, визнавання, нічні служби і даруй нам, Боже, віру бездоганну, надію впевнену, любов нелицемірну. Благослови наші входи й виходи, вчинки, слова, діла й думки; і дай нам дочекатися початку дня, нам, що хвалять й оспівують, і благословлять добрість твоєї несказанної сили]</w:t>
+      </w:r>
+    </w:p>
+    <w:p>
+      <w:pPr>
+        <w:pStyle w:val="a"/>
+        <w:spacing w:after="120"/>
+      </w:pPr>
+      <w:r>
+        <w:rPr>
+          <w:rFonts w:ascii="Times New Roman" w:hAnsi="Times New Roman"/>
+          <w:i/>
+          <w:color w:val="FF0000"/>
+          <w:sz w:val="24"/>
+        </w:rPr>
+        <w:t>Священик:</w:t>
+      </w:r>
+      <w:r>
+        <w:rPr>
+          <w:rFonts w:ascii="Times New Roman" w:hAnsi="Times New Roman"/>
+          <w:i/>
+          <w:color w:val="FF0000"/>
+          <w:sz w:val="24"/>
+        </w:rPr>
+        <w:t xml:space="preserve"> </w:t>
+      </w:r>
+      <w:r>
+        <w:rPr>
+          <w:rFonts w:ascii="Times New Roman" w:hAnsi="Times New Roman"/>
+          <w:color w:val="000000"/>
+          <w:sz w:val="24"/>
+        </w:rPr>
         <w:t>Бо Ти Бог наш і Тобі славу возсилаємо: Отцю, і Сину, і Святому Духові</w:t>
       </w:r>
       <w:r>
@@ -10033,7 +10138,7 @@
           <w:rFonts w:ascii="Times New Roman" w:hAnsi="Times New Roman"/>
           <w:sz w:val="24"/>
         </w:rPr>
-        <w:t>, нині, і повсякчас, і на віки віків.</w:t>
+        <w:t>, нині і повсякчас, і на віки віків.</w:t>
       </w:r>
     </w:p>
     <w:p>
@@ -10688,7 +10793,7 @@
           <w:color w:val="000000"/>
           <w:sz w:val="24"/>
         </w:rPr>
-        <w:t>Покажи дивну милість Твого людинолюбства, Христе, на тих, хто відійшов від землі і визволився від тяжкого життя, і наповни їх Твоєю радістю і лагідністю.</w:t>
+        <w:t>Покажи дивну милість Твого чоловіколюбства, Христе, на тих, хто відійшов від землі і визволився від тяжкого життя, і наповни їх Твоєю радістю і лагідністю.</w:t>
       </w:r>
     </w:p>
     <w:p>
@@ -10742,6 +10847,7 @@
     </w:p>
     <w:p>
       <w:pPr>
+        <w:pStyle w:val="a"/>
         <w:spacing w:after="120"/>
       </w:pPr>
       <w:r>
@@ -10755,121 +10861,8 @@
     </w:p>
     <w:p>
       <w:pPr>
-        <w:spacing w:after="120"/>
-      </w:pPr>
-      <w:r>
-        <w:rPr>
-          <w:rFonts w:ascii="Times New Roman" w:hAnsi="Times New Roman"/>
-          <w:i/>
-          <w:color w:val="FF4400"/>
-          <w:sz w:val="24"/>
-        </w:rPr>
-        <w:t>Вірні:</w:t>
-      </w:r>
-      <w:r>
-        <w:rPr>
-          <w:rFonts w:ascii="Times New Roman" w:hAnsi="Times New Roman"/>
-          <w:color w:val="000000"/>
-          <w:sz w:val="24"/>
-        </w:rPr>
-        <w:t xml:space="preserve"> Го́споди, поми́луй.</w:t>
-      </w:r>
-    </w:p>
-    <w:p>
-      <w:pPr>
-        <w:spacing w:after="120"/>
-      </w:pPr>
-      <w:r>
-        <w:rPr>
-          <w:rFonts w:ascii="Times New Roman" w:hAnsi="Times New Roman"/>
-          <w:sz w:val="24"/>
-        </w:rPr>
-        <w:t>Заступи, спаси, помилуй і охорони нас, Боже, Твоєю благодаттю</w:t>
-      </w:r>
-    </w:p>
-    <w:p>
-      <w:pPr>
-        <w:spacing w:after="120"/>
-      </w:pPr>
-      <w:r>
-        <w:rPr>
-          <w:rFonts w:ascii="Times New Roman" w:hAnsi="Times New Roman"/>
-          <w:i/>
-          <w:color w:val="FF4400"/>
-          <w:sz w:val="24"/>
-        </w:rPr>
-        <w:t>Вірні:</w:t>
-      </w:r>
-      <w:r>
-        <w:rPr>
-          <w:rFonts w:ascii="Times New Roman" w:hAnsi="Times New Roman"/>
-          <w:color w:val="000000"/>
-          <w:sz w:val="24"/>
-        </w:rPr>
-        <w:t xml:space="preserve"> Го́споди, поми́луй.</w:t>
-      </w:r>
-    </w:p>
-    <w:p>
-      <w:pPr>
-        <w:spacing w:after="120"/>
-      </w:pPr>
-      <w:r>
-        <w:rPr>
-          <w:rFonts w:ascii="Times New Roman" w:hAnsi="Times New Roman"/>
-          <w:color w:val="000000"/>
-          <w:sz w:val="24"/>
-        </w:rPr>
-        <w:t>Пресвяту, пречисту, преблагословенну, славну Владичицю нашу Богородицю і приснодіву Марію, з усіма святими пом’янувши, самих себе, і один одного, і все життя наше Христу Богові віддаймо.</w:t>
-      </w:r>
-    </w:p>
-    <w:p>
-      <w:pPr>
-        <w:spacing w:after="120"/>
-      </w:pPr>
-      <w:r>
-        <w:rPr>
-          <w:rFonts w:ascii="Times New Roman" w:hAnsi="Times New Roman"/>
-          <w:i/>
-          <w:color w:val="FF4400"/>
-          <w:sz w:val="24"/>
-        </w:rPr>
-        <w:t>Вірні:</w:t>
-      </w:r>
-      <w:r>
-        <w:rPr>
-          <w:rFonts w:ascii="Times New Roman" w:hAnsi="Times New Roman"/>
-          <w:color w:val="000000"/>
-          <w:sz w:val="24"/>
-        </w:rPr>
-        <w:t xml:space="preserve"> Тобі́, Го́споди.</w:t>
-      </w:r>
-    </w:p>
-    <w:p>
-      <w:pPr>
-        <w:spacing w:after="120"/>
-        <w:jc w:val="both"/>
-      </w:pPr>
-      <w:r>
-        <w:rPr>
-          <w:rFonts w:ascii="Times New Roman" w:hAnsi="Times New Roman"/>
-          <w:sz w:val="24"/>
-          <w:u w:val="single"/>
-        </w:rPr>
-        <w:t xml:space="preserve">[Благодаримо Тебе, Господи, Боже спасіння нашого, бо Ти все робиш для добра життя нашого, щоб ми завжди на Тебе споглядали, Спасителю й Доброчинцю душ наших. Бо Ти дав спокій нам у час минулої ночі й підвів нас, щоб ми поклонялися величному імені Твоєму. Тому молимо Тебе, Господи: Дай нам ласку й силу, щоб ми стали гідними співати </w:t>
-      </w:r>
-      <w:r>
-        <w:rPr>
-          <w:rFonts w:ascii="Times New Roman" w:hAnsi="Times New Roman"/>
-          <w:sz w:val="24"/>
-          <w:u w:val="single"/>
-        </w:rPr>
-        <w:t>Тобі розумно й молитися безупинно та в страсі і тремтінні над нашим спасінням працювали, при заступництві Христа Твого. Пом'яни, Господи, і тих, що вночі до Тебе кличуть. Вислухай їх і помилуй, і круши під ноги їх невидимих і войовничих ворогів.]</w:t>
-      </w:r>
-    </w:p>
-    <w:p>
-      <w:pPr>
-        <w:spacing w:after="120"/>
-        <w:jc w:val="both"/>
+        <w:pStyle w:val="a"/>
+        <w:spacing w:after="120"/>
       </w:pPr>
       <w:r>
         <w:rPr>
@@ -10878,7 +10871,7 @@
           <w:color w:val="FF0000"/>
           <w:sz w:val="24"/>
         </w:rPr>
-        <w:t xml:space="preserve">Священник: </w:t>
+        <w:t>Вірні:</w:t>
       </w:r>
       <w:r>
         <w:rPr>
@@ -10886,14 +10879,134 @@
           <w:color w:val="000000"/>
           <w:sz w:val="24"/>
         </w:rPr>
-        <w:t>Бо Ти цар миру і Спас душ наших – і Тобі славу возсилаємо, Отцю, і Сину, і Святому Духові</w:t>
-      </w:r>
-      <w:r>
-        <w:rPr>
-          <w:rFonts w:ascii="Times New Roman" w:hAnsi="Times New Roman"/>
-          <w:sz w:val="24"/>
-        </w:rPr>
-        <w:t>, нині, і повсякчас, і на віки віків.</w:t>
+        <w:t xml:space="preserve"> Господи, помилуй.</w:t>
+      </w:r>
+    </w:p>
+    <w:p>
+      <w:pPr>
+        <w:pStyle w:val="a"/>
+        <w:spacing w:after="120"/>
+      </w:pPr>
+      <w:r>
+        <w:rPr>
+          <w:rFonts w:ascii="Times New Roman" w:hAnsi="Times New Roman"/>
+          <w:color w:val="000000"/>
+          <w:sz w:val="24"/>
+        </w:rPr>
+        <w:t>Заступи, спаси, помилуй і охорони нас, Боже, твоєю благодаттю.</w:t>
+      </w:r>
+    </w:p>
+    <w:p>
+      <w:pPr>
+        <w:pStyle w:val="a"/>
+        <w:spacing w:after="120"/>
+      </w:pPr>
+      <w:r>
+        <w:rPr>
+          <w:rFonts w:ascii="Times New Roman" w:hAnsi="Times New Roman"/>
+          <w:i/>
+          <w:color w:val="FF0000"/>
+          <w:sz w:val="24"/>
+        </w:rPr>
+        <w:t>Вірні:</w:t>
+      </w:r>
+      <w:r>
+        <w:rPr>
+          <w:rFonts w:ascii="Times New Roman" w:hAnsi="Times New Roman"/>
+          <w:color w:val="000000"/>
+          <w:sz w:val="24"/>
+        </w:rPr>
+        <w:t xml:space="preserve"> Господи, помилуй.</w:t>
+      </w:r>
+    </w:p>
+    <w:p>
+      <w:pPr>
+        <w:pStyle w:val="a"/>
+        <w:spacing w:after="120"/>
+      </w:pPr>
+      <w:r>
+        <w:rPr>
+          <w:rFonts w:ascii="Times New Roman" w:hAnsi="Times New Roman"/>
+          <w:color w:val="000000"/>
+          <w:sz w:val="24"/>
+        </w:rPr>
+        <w:t>Пресвяту, пречисту, преблагословенну, славну Владичицю нашу Богородицю і приснодіву Марію, з усіма святими пом'янувши, самі себе, і один одного, і все життя наше Христу Богові віддаймо.</w:t>
+      </w:r>
+    </w:p>
+    <w:p>
+      <w:pPr>
+        <w:pStyle w:val="a"/>
+        <w:spacing w:after="120"/>
+      </w:pPr>
+      <w:r>
+        <w:rPr>
+          <w:rFonts w:ascii="Times New Roman" w:hAnsi="Times New Roman"/>
+          <w:i/>
+          <w:color w:val="FF0000"/>
+          <w:sz w:val="24"/>
+        </w:rPr>
+        <w:t>Вірні:</w:t>
+      </w:r>
+      <w:r>
+        <w:rPr>
+          <w:rFonts w:ascii="Times New Roman" w:hAnsi="Times New Roman"/>
+          <w:color w:val="000000"/>
+          <w:sz w:val="24"/>
+        </w:rPr>
+        <w:t xml:space="preserve"> Тобі, Господи.</w:t>
+      </w:r>
+    </w:p>
+    <w:p>
+      <w:pPr>
+        <w:pStyle w:val="a"/>
+        <w:spacing w:after="120"/>
+      </w:pPr>
+      <w:r>
+        <w:rPr>
+          <w:rFonts w:ascii="Times New Roman" w:hAnsi="Times New Roman"/>
+          <w:sz w:val="24"/>
+          <w:u w:val="single"/>
+        </w:rPr>
+        <w:t>[Дякуємо тобі, Господи, Боже спасіння нашого, бо ти все робиш для добра життя нашого, щоб ми завжди на тебе споглядали, Спасителю й Доброчинцю душ наших. Бо ти дав спокій нам у час минулої ночі й підвів нас, щоб ми поклонялися величному імені твоєму. Тому молимо тебе, Господи: Дай нам ласку й силу, щоб ми стали гідними співати тобі розумно й молитися безупинно та в страсі і тремтінні над нашим спасінням працювали, при заступництві Христа твого. Пом'яни, Господи, і тих, що вночі до тебе кличуть. Вислухай їх і помилуй, і круши під ноги їх невидимих і войовничих ворогів.]</w:t>
+      </w:r>
+    </w:p>
+    <w:p>
+      <w:pPr>
+        <w:pStyle w:val="a"/>
+        <w:spacing w:after="120"/>
+      </w:pPr>
+      <w:r>
+        <w:rPr>
+          <w:rFonts w:ascii="Times New Roman" w:hAnsi="Times New Roman"/>
+          <w:i/>
+          <w:color w:val="FF0000"/>
+          <w:sz w:val="24"/>
+        </w:rPr>
+        <w:t>Священик:</w:t>
+      </w:r>
+      <w:r>
+        <w:rPr>
+          <w:rFonts w:ascii="Times New Roman" w:hAnsi="Times New Roman"/>
+          <w:i/>
+          <w:color w:val="FF0000"/>
+          <w:sz w:val="24"/>
+        </w:rPr>
+        <w:t xml:space="preserve"> </w:t>
+      </w:r>
+      <w:r>
+        <w:rPr>
+          <w:rFonts w:ascii="Times New Roman" w:hAnsi="Times New Roman"/>
+          <w:color w:val="000000"/>
+          <w:sz w:val="24"/>
+        </w:rPr>
+        <w:t>Бо Ти цар миру і Спас душ наших і Тобі славу возсилаємо: Отцю, і Сину, і Святому Духові</w:t>
+      </w:r>
+      <w:r>
+        <w:rPr>
+          <w:rFonts w:ascii="Times New Roman" w:hAnsi="Times New Roman"/>
+          <w:sz w:val="24"/>
+        </w:rPr>
+        <w:t>, нині і повсякчас, і на віки віків.</w:t>
       </w:r>
     </w:p>
     <w:p>
@@ -11897,7 +12010,7 @@
           <w:sz w:val="24"/>
           <w:u w:val="single"/>
         </w:rPr>
-        <w:t>[Боже, Боже наш! Ти сотворив розумні й духовні сили Своєю волею. Тебе просимо й Тобі молимося: Прийми наші посильні величання з усіма Твоїми творіннями і збагати щедрими даруваннями Твоєї ласки. Бо перед Тобою згинається всяке коліно: на небі, на землі й під землею, і все, що живе, і все створіння оспівує неосяжну Твою славу, бо Ти Бог правдивий і вельми милостивий.]</w:t>
+        <w:t>[Боже, Боже наш! Ти сотворив розумні й духовні сили своєю волею. Тебе просимо й Тобі молимося: Прийми наші посильні величання з усіма Твоїми творіннями і збагати щедрими даруваннями Твоєї ласки. Бо перед Тобою згинається всяке коліно: на небі, на землі й під землею, і все, що живе, і все створіння оспівує неосяжну Твою славу, бо Ти Бог правдивий і вельми милостивий.]</w:t>
       </w:r>
     </w:p>
     <w:p>
